--- a/class-toolkit/templates/year-6-ref.docx
+++ b/class-toolkit/templates/year-6-ref.docx
@@ -545,7 +545,7 @@
   <w:docDefaults>
     <w:rPrDefault>
       <w:rPr>
-        <w:rFonts w:ascii="Century Gothic" w:hAnsi="Century Gothic" w:eastAsia="Century Gothic" w:cs="Century Gothic"/>
+        <w:rFonts w:ascii="Andika" w:hAnsi="Andika" w:eastAsia="Andika" w:cs="Andika"/>
         <w:sz w:val="28"/>
         <w:szCs w:val="28"/>
         <w:lang w:val="en-US" w:eastAsia="en-US" w:bidi="ar-SA"/>
@@ -562,7 +562,7 @@
     <w:name w:val="Normal"/>
     <w:qFormat/>
     <w:rPr>
-      <w:rFonts w:ascii="Century Gothic" w:hAnsi="Century Gothic" w:eastAsia="Century Gothic" w:cs="Century Gothic"/>
+      <w:rFonts w:ascii="Andika" w:hAnsi="Andika" w:eastAsia="Andika" w:cs="Andika"/>
       <w:sz w:val="28"/>
       <w:szCs w:val="28"/>
     </w:rPr>
@@ -581,7 +581,7 @@
     </w:pPr>
     <w:qFormat/>
     <w:rPr>
-      <w:rFonts w:ascii="Century Gothic" w:hAnsi="Century Gothic" w:eastAsia="Century Gothic" w:cs="Century Gothic"/>
+      <w:rFonts w:ascii="Andika" w:hAnsi="Andika" w:eastAsia="Andika" w:cs="Andika"/>
       <w:sz w:val="28"/>
       <w:szCs w:val="28"/>
     </w:rPr>
@@ -592,7 +592,7 @@
     <w:next w:val="BodyText"/>
     <w:qFormat/>
     <w:rPr>
-      <w:rFonts w:ascii="Century Gothic" w:hAnsi="Century Gothic" w:eastAsia="Century Gothic" w:cs="Century Gothic"/>
+      <w:rFonts w:ascii="Andika" w:hAnsi="Andika" w:eastAsia="Andika" w:cs="Andika"/>
       <w:sz w:val="28"/>
       <w:szCs w:val="28"/>
     </w:rPr>
@@ -610,7 +610,7 @@
       <w:jc w:val="left"/>
     </w:pPr>
     <w:rPr>
-      <w:rFonts w:ascii="Century Gothic" w:hAnsi="Century Gothic" w:eastAsia="Century Gothic" w:cs="Century Gothic"/>
+      <w:rFonts w:ascii="Andika" w:hAnsi="Andika" w:eastAsia="Andika" w:cs="Andika"/>
       <w:sz w:val="28"/>
       <w:szCs w:val="28"/>
     </w:rPr>
@@ -627,7 +627,7 @@
       <w:jc w:val="left"/>
     </w:pPr>
     <w:rPr>
-      <w:rFonts w:ascii="Century Gothic" w:hAnsi="Century Gothic" w:eastAsia="Century Gothic" w:cs="Century Gothic"/>
+      <w:rFonts w:ascii="Andika" w:hAnsi="Andika" w:eastAsia="Andika" w:cs="Andika"/>
       <w:b/>
       <w:bCs/>
       <w:color w:val="345A8A" w:themeColor="accent1" w:themeShade="B5"/>
@@ -649,7 +649,7 @@
     <w:rPr>
       <w:sz w:val="40"/>
       <w:szCs w:val="40"/>
-      <w:rFonts w:ascii="Century Gothic" w:hAnsi="Century Gothic" w:eastAsia="Century Gothic" w:cs="Century Gothic"/>
+      <w:rFonts w:ascii="Andika" w:hAnsi="Andika" w:eastAsia="Andika" w:cs="Andika"/>
     </w:rPr>
   </w:style>
   <w:style w:type="paragraph" w:customStyle="1" w:styleId="Author">
@@ -728,7 +728,7 @@
       <w:jc w:val="left"/>
     </w:pPr>
     <w:rPr>
-      <w:rFonts w:ascii="Century Gothic" w:hAnsi="Century Gothic" w:eastAsia="Century Gothic" w:cs="Century Gothic"/>
+      <w:rFonts w:ascii="Andika" w:hAnsi="Andika" w:eastAsia="Andika" w:cs="Andika"/>
       <w:b/>
       <w:bCs/>
       <w:color w:val="4F81BD" w:themeColor="accent1"/>
@@ -751,7 +751,7 @@
       <w:jc w:val="left"/>
     </w:pPr>
     <w:rPr>
-      <w:rFonts w:ascii="Century Gothic" w:hAnsi="Century Gothic" w:eastAsia="Century Gothic" w:cs="Century Gothic"/>
+      <w:rFonts w:ascii="Andika" w:hAnsi="Andika" w:eastAsia="Andika" w:cs="Andika"/>
       <w:b/>
       <w:bCs/>
       <w:color w:val="4F81BD" w:themeColor="accent1"/>
@@ -774,7 +774,7 @@
       <w:jc w:val="left"/>
     </w:pPr>
     <w:rPr>
-      <w:rFonts w:ascii="Century Gothic" w:hAnsi="Century Gothic" w:eastAsia="Century Gothic" w:cs="Century Gothic"/>
+      <w:rFonts w:ascii="Andika" w:hAnsi="Andika" w:eastAsia="Andika" w:cs="Andika"/>
       <w:b/>
       <w:bCs/>
       <w:color w:val="4F81BD" w:themeColor="accent1"/>
@@ -797,7 +797,7 @@
       <w:jc w:val="left"/>
     </w:pPr>
     <w:rPr>
-      <w:rFonts w:ascii="Century Gothic" w:hAnsi="Century Gothic" w:eastAsia="Century Gothic" w:cs="Century Gothic"/>
+      <w:rFonts w:ascii="Andika" w:hAnsi="Andika" w:eastAsia="Andika" w:cs="Andika"/>
       <w:i/>
       <w:bCs/>
       <w:color w:val="4F81BD" w:themeColor="accent1"/>
@@ -820,7 +820,7 @@
       <w:jc w:val="left"/>
     </w:pPr>
     <w:rPr>
-      <w:rFonts w:ascii="Century Gothic" w:hAnsi="Century Gothic" w:eastAsia="Century Gothic" w:cs="Century Gothic"/>
+      <w:rFonts w:ascii="Andika" w:hAnsi="Andika" w:eastAsia="Andika" w:cs="Andika"/>
       <w:iCs/>
       <w:color w:val="4F81BD" w:themeColor="accent1"/>
       <w:sz w:val="32"/>
@@ -920,7 +920,7 @@
       <w:jc w:val="left"/>
     </w:pPr>
     <w:rPr>
-      <w:rFonts w:ascii="Century Gothic" w:hAnsi="Century Gothic" w:eastAsia="Century Gothic" w:cs="Century Gothic"/>
+      <w:rFonts w:ascii="Andika" w:hAnsi="Andika" w:eastAsia="Andika" w:cs="Andika"/>
       <w:sz w:val="28"/>
       <w:szCs w:val="28"/>
     </w:rPr>

--- a/class-toolkit/templates/year-6-ref.docx
+++ b/class-toolkit/templates/year-6-ref.docx
@@ -1,6 +1,6 @@
 
 <file path=word/document.xml><?xml version="1.0" encoding="utf-8"?>
-<w:document xmlns:w="http://schemas.openxmlformats.org/wordprocessingml/2006/main" xmlns:m="http://schemas.openxmlformats.org/officeDocument/2006/math" xmlns:r="http://schemas.openxmlformats.org/officeDocument/2006/relationships" xmlns:o="urn:schemas-microsoft-com:office:office" xmlns:v="urn:schemas-microsoft-com:vml" xmlns:w10="urn:schemas-microsoft-com:office:word" xmlns:a="http://schemas.openxmlformats.org/drawingml/2006/main" xmlns:pic="http://schemas.openxmlformats.org/drawingml/2006/picture" xmlns:wp="http://schemas.openxmlformats.org/drawingml/2006/wordprocessingDrawing">
+<w:document xmlns:r="http://schemas.openxmlformats.org/officeDocument/2006/relationships" xmlns:w="http://schemas.openxmlformats.org/wordprocessingml/2006/main">
   <w:body>
     <w:p>
       <w:pPr>
@@ -382,7 +382,9 @@
 </w:t>
       </w:r>
     </w:p>
-    <w:sectPr/>
+    <w:sectPr>
+      <w:pgSz w:w="11906" w:h="16838"/>
+    </w:sectPr>
   </w:body>
 </w:document>
 </file>

--- a/class-toolkit/templates/year-6-ref.docx
+++ b/class-toolkit/templates/year-6-ref.docx
@@ -384,6 +384,7 @@
     </w:p>
     <w:sectPr>
       <w:pgSz w:w="11906" w:h="16838"/>
+      <w:footerReference w:type="default" r:id="rId9"/>
     </w:sectPr>
   </w:body>
 </w:document>
@@ -391,6 +392,48 @@
 
 <file path=word/comments.xml><?xml version="1.0" encoding="utf-8"?>
 <w:comments xmlns:w="http://schemas.openxmlformats.org/wordprocessingml/2006/main" xmlns:m="http://schemas.openxmlformats.org/officeDocument/2006/math" xmlns:r="http://schemas.openxmlformats.org/officeDocument/2006/relationships" xmlns:o="urn:schemas-microsoft-com:office:office" xmlns:v="urn:schemas-microsoft-com:vml" xmlns:w10="urn:schemas-microsoft-com:office:word" xmlns:a="http://schemas.openxmlformats.org/drawingml/2006/main" xmlns:pic="http://schemas.openxmlformats.org/drawingml/2006/picture" xmlns:wp="http://schemas.openxmlformats.org/drawingml/2006/wordprocessingDrawing"/>
+</file>
+
+<file path=word/footer1.xml><?xml version="1.0" encoding="utf-8"?>
+<w:ftr xmlns:w="http://schemas.openxmlformats.org/wordprocessingml/2006/main">
+  <w:p>
+    <w:pPr>
+      <w:jc w:val="right"/>
+    </w:pPr>
+    <w:r>
+      <w:rPr>
+        <w:sz w:val="16"/>
+        <w:szCs w:val="16"/>
+        <w:color w:val="808080"/>
+      </w:rPr>
+      <w:t xml:space="preserve">Year 6 Template — Page </w:t>
+    </w:r>
+    <w:r>
+      <w:rPr>
+        <w:sz w:val="16"/>
+        <w:szCs w:val="16"/>
+        <w:color w:val="808080"/>
+      </w:rPr>
+      <w:fldChar w:fldCharType="begin"/>
+    </w:r>
+    <w:r>
+      <w:rPr>
+        <w:sz w:val="16"/>
+        <w:szCs w:val="16"/>
+        <w:color w:val="808080"/>
+      </w:rPr>
+      <w:instrText xml:space="preserve"> PAGE </w:instrText>
+    </w:r>
+    <w:r>
+      <w:rPr>
+        <w:sz w:val="16"/>
+        <w:szCs w:val="16"/>
+        <w:color w:val="808080"/>
+      </w:rPr>
+      <w:fldChar w:fldCharType="end"/>
+    </w:r>
+  </w:p>
+</w:ftr>
 </file>
 
 <file path=word/footnotes.xml><?xml version="1.0" encoding="utf-8"?>
